--- a/Agile-Scrum_NguyenKimThanhDat_De06.docx
+++ b/Agile-Scrum_NguyenKimThanhDat_De06.docx
@@ -374,7 +374,25 @@
                 <w:szCs w:val="24"/>
                 <w:lang w:val="en-US"/>
               </w:rPr>
-              <w:t>D25DTCN02-N</w:t>
+              <w:t>D25</w:t>
+            </w:r>
+            <w:r>
+              <w:rPr>
+                <w:rFonts w:ascii="Times New Roman" w:eastAsia="Times New Roman" w:hAnsi="Times New Roman" w:cs="Times New Roman"/>
+                <w:sz w:val="24"/>
+                <w:szCs w:val="24"/>
+                <w:lang w:val="en-US"/>
+              </w:rPr>
+              <w:t>TXCN</w:t>
+            </w:r>
+            <w:r>
+              <w:rPr>
+                <w:rFonts w:ascii="Times New Roman" w:eastAsia="Times New Roman" w:hAnsi="Times New Roman" w:cs="Times New Roman"/>
+                <w:sz w:val="24"/>
+                <w:szCs w:val="24"/>
+                <w:lang w:val="en-US"/>
+              </w:rPr>
+              <w:t>02-N</w:t>
             </w:r>
           </w:p>
         </w:tc>

--- a/Agile-Scrum_NguyenKimThanhDat_De06.docx
+++ b/Agile-Scrum_NguyenKimThanhDat_De06.docx
@@ -374,25 +374,7 @@
                 <w:szCs w:val="24"/>
                 <w:lang w:val="en-US"/>
               </w:rPr>
-              <w:t>D25</w:t>
-            </w:r>
-            <w:r>
-              <w:rPr>
-                <w:rFonts w:ascii="Times New Roman" w:eastAsia="Times New Roman" w:hAnsi="Times New Roman" w:cs="Times New Roman"/>
-                <w:sz w:val="24"/>
-                <w:szCs w:val="24"/>
-                <w:lang w:val="en-US"/>
-              </w:rPr>
-              <w:t>TXCN</w:t>
-            </w:r>
-            <w:r>
-              <w:rPr>
-                <w:rFonts w:ascii="Times New Roman" w:eastAsia="Times New Roman" w:hAnsi="Times New Roman" w:cs="Times New Roman"/>
-                <w:sz w:val="24"/>
-                <w:szCs w:val="24"/>
-                <w:lang w:val="en-US"/>
-              </w:rPr>
-              <w:t>02-N</w:t>
+              <w:t>CNTT7</w:t>
             </w:r>
           </w:p>
         </w:tc>
